--- a/Prompt/Dựa vào nội dung bài báo cáo sau đây.docx
+++ b/Prompt/Dựa vào nội dung bài báo cáo sau đây.docx
@@ -1,11 +1,53 @@
 
 <file path=word/document.xml><?xml version="1.0" encoding="utf-8"?>
-<w:document xmlns:wpc="http://schemas.microsoft.com/office/word/2010/wordprocessingCanvas" xmlns:cx="http://schemas.microsoft.com/office/drawing/2014/chartex" xmlns:cx1="http://schemas.microsoft.com/office/drawing/2015/9/8/chartex" xmlns:cx2="http://schemas.microsoft.com/office/drawing/2015/10/21/chartex" xmlns:cx3="http://schemas.microsoft.com/office/drawing/2016/5/9/chartex" xmlns:cx4="http://schemas.microsoft.com/office/drawing/2016/5/10/chartex" xmlns:cx5="http://schemas.microsoft.com/office/drawing/2016/5/11/chartex" xmlns:cx6="http://schemas.microsoft.com/office/drawing/2016/5/12/chartex" xmlns:cx7="http://schemas.microsoft.com/office/drawing/2016/5/13/chartex" xmlns:cx8="http://schemas.microsoft.com/office/drawing/2016/5/14/chartex" xmlns:mc="http://schemas.openxmlformats.org/markup-compatibility/2006" xmlns:aink="http://schemas.microsoft.com/office/drawing/2016/ink" xmlns:am3d="http://schemas.microsoft.com/office/drawing/2017/model3d" xmlns:o="urn:schemas-microsoft-com:office:office" xmlns:oel="http://schemas.microsoft.com/office/2019/extlst" xmlns:r="http://schemas.openxmlformats.org/officeDocument/2006/relationships" xmlns:m="http://schemas.openxmlformats.org/officeDocument/2006/math" xmlns:v="urn:schemas-microsoft-com:vml" xmlns:wp14="http://schemas.microsoft.com/office/word/2010/wordprocessingDrawing" xmlns:wp="http://schemas.openxmlformats.org/drawingml/2006/wordprocessingDrawing" xmlns:w10="urn:schemas-microsoft-com:office:word" xmlns:w="http://schemas.openxmlformats.org/wordprocessingml/2006/main" xmlns:w14="http://schemas.microsoft.com/office/word/2010/wordml" xmlns:w15="http://schemas.microsoft.com/office/word/2012/wordml" xmlns:w16cex="http://schemas.microsoft.com/office/word/2018/wordml/cex" xmlns:w16cid="http://schemas.microsoft.com/office/word/2016/wordml/cid" xmlns:w16="http://schemas.microsoft.com/office/word/2018/wordml" xmlns:w16du="http://schemas.microsoft.com/office/word/2023/wordml/word16du" xmlns:w16sdtdh="http://schemas.microsoft.com/office/word/2020/wordml/sdtdatahash" xmlns:w16sdtfl="http://schemas.microsoft.com/office/word/2024/wordml/sdtformatlock" xmlns:w16se="http://schemas.microsoft.com/office/word/2015/wordml/symex" xmlns:wpg="http://schemas.microsoft.com/office/word/2010/wordprocessingGroup" xmlns:wpi="http://schemas.microsoft.com/office/word/2010/wordprocessingInk" xmlns:wne="http://schemas.microsoft.com/office/word/2006/wordml" xmlns:wps="http://schemas.microsoft.com/office/word/2010/wordprocessingShape" mc:Ignorable="w14 w15 w16se w16cid w16 w16cex w16sdtdh w16sdtfl w16du wp14">
+<w:document xmlns:wpc="http://schemas.microsoft.com/office/word/2010/wordprocessingCanvas" xmlns:cx="http://schemas.microsoft.com/office/drawing/2014/chartex" xmlns:mc="http://schemas.openxmlformats.org/markup-compatibility/2006" xmlns:o="urn:schemas-microsoft-com:office:office" xmlns:r="http://schemas.openxmlformats.org/officeDocument/2006/relationships" xmlns:m="http://schemas.openxmlformats.org/officeDocument/2006/math" xmlns:v="urn:schemas-microsoft-com:vml" xmlns:wp14="http://schemas.microsoft.com/office/word/2010/wordprocessingDrawing" xmlns:wp="http://schemas.openxmlformats.org/drawingml/2006/wordprocessingDrawing" xmlns:w10="urn:schemas-microsoft-com:office:word" xmlns:w="http://schemas.openxmlformats.org/wordprocessingml/2006/main" xmlns:w14="http://schemas.microsoft.com/office/word/2010/wordml" xmlns:w15="http://schemas.microsoft.com/office/word/2012/wordml" xmlns:w16se="http://schemas.microsoft.com/office/word/2015/wordml/symex" xmlns:wpg="http://schemas.microsoft.com/office/word/2010/wordprocessingGroup" xmlns:wpi="http://schemas.microsoft.com/office/word/2010/wordprocessingInk" xmlns:wne="http://schemas.microsoft.com/office/word/2006/wordml" xmlns:wps="http://schemas.microsoft.com/office/word/2010/wordprocessingShape" mc:Ignorable="w14 w15 w16se wp14">
   <w:body>
     <w:p>
       <w:r>
         <w:t>Dựa vào nội dung bài báo cáo sau đây. Viết lại báo cáo với tính chất tôi là người nghiên cứu về chủ đề trên, không phải thuật lại nội dung bài báo như báo cáo đang sử dụng. bạn hãy hoàn thành bài báo cáo trên đạt chuẩn chất lượng, lưu ý, nội dung và văn phong phải giống với ngôn ngữ tự nhiên của con người. Lưu ý định dạng các công thức phải chuẩn, nội dung và bố cục bài báo vẫn được giữ nguyên.</w:t>
       </w:r>
+    </w:p>
+    <w:p/>
+    <w:p>
+      <w:r>
+        <w:drawing>
+          <wp:inline distT="0" distB="0" distL="0" distR="0" wp14:anchorId="0242B95C" wp14:editId="3AB576A0">
+            <wp:extent cx="5943600" cy="3989705"/>
+            <wp:effectExtent l="0" t="0" r="0" b="0"/>
+            <wp:docPr id="1" name="Picture 1"/>
+            <wp:cNvGraphicFramePr>
+              <a:graphicFrameLocks xmlns:a="http://schemas.openxmlformats.org/drawingml/2006/main" noChangeAspect="1"/>
+            </wp:cNvGraphicFramePr>
+            <a:graphic xmlns:a="http://schemas.openxmlformats.org/drawingml/2006/main">
+              <a:graphicData uri="http://schemas.openxmlformats.org/drawingml/2006/picture">
+                <pic:pic xmlns:pic="http://schemas.openxmlformats.org/drawingml/2006/picture">
+                  <pic:nvPicPr>
+                    <pic:cNvPr id="1" name=""/>
+                    <pic:cNvPicPr/>
+                  </pic:nvPicPr>
+                  <pic:blipFill>
+                    <a:blip r:embed="rId4"/>
+                    <a:stretch>
+                      <a:fillRect/>
+                    </a:stretch>
+                  </pic:blipFill>
+                  <pic:spPr>
+                    <a:xfrm>
+                      <a:off x="0" y="0"/>
+                      <a:ext cx="5943600" cy="3989705"/>
+                    </a:xfrm>
+                    <a:prstGeom prst="rect">
+                      <a:avLst/>
+                    </a:prstGeom>
+                  </pic:spPr>
+                </pic:pic>
+              </a:graphicData>
+            </a:graphic>
+          </wp:inline>
+        </w:drawing>
+      </w:r>
+      <w:bookmarkStart w:id="0" w:name="_GoBack"/>
+      <w:bookmarkEnd w:id="0"/>
     </w:p>
     <w:sectPr>
       <w:pgSz w:w="12240" w:h="15840"/>
@@ -18,7 +60,7 @@
 </file>
 
 <file path=word/styles.xml><?xml version="1.0" encoding="utf-8"?>
-<w:styles xmlns:mc="http://schemas.openxmlformats.org/markup-compatibility/2006" xmlns:r="http://schemas.openxmlformats.org/officeDocument/2006/relationships" xmlns:w="http://schemas.openxmlformats.org/wordprocessingml/2006/main" xmlns:w14="http://schemas.microsoft.com/office/word/2010/wordml" xmlns:w15="http://schemas.microsoft.com/office/word/2012/wordml" xmlns:w16cex="http://schemas.microsoft.com/office/word/2018/wordml/cex" xmlns:w16cid="http://schemas.microsoft.com/office/word/2016/wordml/cid" xmlns:w16="http://schemas.microsoft.com/office/word/2018/wordml" xmlns:w16du="http://schemas.microsoft.com/office/word/2023/wordml/word16du" xmlns:w16sdtdh="http://schemas.microsoft.com/office/word/2020/wordml/sdtdatahash" xmlns:w16sdtfl="http://schemas.microsoft.com/office/word/2024/wordml/sdtformatlock" xmlns:w16se="http://schemas.microsoft.com/office/word/2015/wordml/symex" mc:Ignorable="w14 w15 w16se w16cid w16 w16cex w16sdtdh w16sdtfl w16du">
+<w:styles xmlns:mc="http://schemas.openxmlformats.org/markup-compatibility/2006" xmlns:r="http://schemas.openxmlformats.org/officeDocument/2006/relationships" xmlns:w="http://schemas.openxmlformats.org/wordprocessingml/2006/main" xmlns:w14="http://schemas.microsoft.com/office/word/2010/wordml" xmlns:w15="http://schemas.microsoft.com/office/word/2012/wordml" xmlns:w16se="http://schemas.microsoft.com/office/word/2015/wordml/symex" mc:Ignorable="w14 w15 w16se">
   <w:docDefaults>
     <w:rPrDefault>
       <w:rPr>
@@ -36,7 +78,7 @@
       </w:pPr>
     </w:pPrDefault>
   </w:docDefaults>
-  <w:latentStyles w:defLockedState="0" w:defUIPriority="99" w:defSemiHidden="0" w:defUnhideWhenUsed="0" w:defQFormat="0" w:count="376">
+  <w:latentStyles w:defLockedState="0" w:defUIPriority="99" w:defSemiHidden="0" w:defUnhideWhenUsed="0" w:defQFormat="0" w:count="371">
     <w:lsdException w:name="Normal" w:uiPriority="0" w:qFormat="1"/>
     <w:lsdException w:name="heading 1" w:uiPriority="9" w:qFormat="1"/>
     <w:lsdException w:name="heading 2" w:semiHidden="1" w:uiPriority="9" w:unhideWhenUsed="1" w:qFormat="1"/>
@@ -408,11 +450,6 @@
     <w:lsdException w:name="List Table 5 Dark Accent 6" w:uiPriority="50"/>
     <w:lsdException w:name="List Table 6 Colorful Accent 6" w:uiPriority="51"/>
     <w:lsdException w:name="List Table 7 Colorful Accent 6" w:uiPriority="52"/>
-    <w:lsdException w:name="Mention" w:semiHidden="1" w:unhideWhenUsed="1"/>
-    <w:lsdException w:name="Smart Hyperlink" w:semiHidden="1" w:unhideWhenUsed="1"/>
-    <w:lsdException w:name="Hashtag" w:semiHidden="1" w:unhideWhenUsed="1"/>
-    <w:lsdException w:name="Unresolved Mention" w:semiHidden="1" w:unhideWhenUsed="1"/>
-    <w:lsdException w:name="Smart Link" w:semiHidden="1" w:unhideWhenUsed="1"/>
   </w:latentStyles>
   <w:style w:type="paragraph" w:default="1" w:styleId="Normal">
     <w:name w:val="Normal"/>
@@ -620,6 +657,7 @@
   <w:style w:type="character" w:default="1" w:styleId="DefaultParagraphFont">
     <w:name w:val="Default Paragraph Font"/>
     <w:uiPriority w:val="1"/>
+    <w:semiHidden/>
     <w:unhideWhenUsed/>
   </w:style>
   <w:style w:type="table" w:default="1" w:styleId="TableNormal">
